--- a/project_documents/Additional Materials Screening Intervals Paper/SupplementaryMaterial_NatureMedicine.docx
+++ b/project_documents/Additional Materials Screening Intervals Paper/SupplementaryMaterial_NatureMedicine.docx
@@ -209,55 +209,6 @@
         </w:rPr>
         <w:t>[4] UK Health Security Agency, London UK</w:t>
       </w:r>
-      <w:sdt>
-        <w:sdtPr>
-          <w:rPr>
-            <w:rFonts w:asciiTheme="minorHAnsi" w:hAnsiTheme="minorHAnsi"/>
-          </w:rPr>
-          <w:id w:val="-1037350017"/>
-          <w:citation/>
-        </w:sdtPr>
-        <w:sdtContent>
-          <w:r>
-            <w:rPr>
-              <w:rFonts w:asciiTheme="minorHAnsi" w:hAnsiTheme="minorHAnsi"/>
-            </w:rPr>
-            <w:fldChar w:fldCharType="begin"/>
-          </w:r>
-          <w:r>
-            <w:rPr>
-              <w:rFonts w:asciiTheme="minorHAnsi" w:hAnsiTheme="minorHAnsi"/>
-            </w:rPr>
-            <w:instrText xml:space="preserve"> CITATION Stu261 \l 2057 </w:instrText>
-          </w:r>
-          <w:r>
-            <w:rPr>
-              <w:rFonts w:asciiTheme="minorHAnsi" w:hAnsiTheme="minorHAnsi"/>
-            </w:rPr>
-            <w:fldChar w:fldCharType="separate"/>
-          </w:r>
-          <w:r>
-            <w:rPr>
-              <w:rFonts w:asciiTheme="minorHAnsi" w:hAnsiTheme="minorHAnsi"/>
-              <w:noProof/>
-            </w:rPr>
-            <w:t xml:space="preserve"> </w:t>
-          </w:r>
-          <w:r>
-            <w:rPr>
-              <w:rFonts w:asciiTheme="minorHAnsi" w:hAnsiTheme="minorHAnsi"/>
-              <w:noProof/>
-            </w:rPr>
-            <w:t>[1]</w:t>
-          </w:r>
-          <w:r>
-            <w:rPr>
-              <w:rFonts w:asciiTheme="minorHAnsi" w:hAnsiTheme="minorHAnsi"/>
-            </w:rPr>
-            <w:fldChar w:fldCharType="end"/>
-          </w:r>
-        </w:sdtContent>
-      </w:sdt>
     </w:p>
     <w:p>
       <w:pPr>
@@ -1417,13 +1368,7 @@
         <w:rPr>
           <w:rFonts w:ascii="Aptos" w:hAnsi="Aptos"/>
         </w:rPr>
-        <w:t xml:space="preserve">, while we additionally perform six sensitivity analysis </w:t>
-      </w:r>
-      <w:r>
-        <w:rPr>
-          <w:rFonts w:ascii="Aptos" w:hAnsi="Aptos"/>
-        </w:rPr>
-        <w:t>(</w:t>
+        <w:t>, while we additionally perform six sensitivity analysis (</w:t>
       </w:r>
       <w:r>
         <w:rPr>
@@ -4841,23 +4786,7 @@
           <w:sz w:val="20"/>
           <w:szCs w:val="20"/>
         </w:rPr>
-        <w:t>Ta</w:t>
-      </w:r>
-      <w:r>
-        <w:rPr>
-          <w:rFonts w:ascii="Aptos" w:hAnsi="Aptos"/>
-          <w:sz w:val="20"/>
-          <w:szCs w:val="20"/>
-        </w:rPr>
-        <w:t>b</w:t>
-      </w:r>
-      <w:r>
-        <w:rPr>
-          <w:rFonts w:ascii="Aptos" w:hAnsi="Aptos"/>
-          <w:sz w:val="20"/>
-          <w:szCs w:val="20"/>
-        </w:rPr>
-        <w:t xml:space="preserve">le </w:t>
+        <w:t xml:space="preserve">Table </w:t>
       </w:r>
       <w:r>
         <w:rPr>
@@ -11835,15 +11764,7 @@
           <w:sz w:val="20"/>
           <w:szCs w:val="20"/>
         </w:rPr>
-        <w:t xml:space="preserve"> </w:t>
-      </w:r>
-      <w:r>
-        <w:rPr>
-          <w:rFonts w:ascii="Aptos" w:hAnsi="Aptos"/>
-          <w:sz w:val="20"/>
-          <w:szCs w:val="20"/>
-        </w:rPr>
-        <w:t xml:space="preserve">Summary of results when comparing all screening algorithms in terms of outcomes over the </w:t>
+        <w:t xml:space="preserve"> Summary of results when comparing all screening algorithms in terms of outcomes over the </w:t>
       </w:r>
       <w:r>
         <w:rPr>
@@ -11853,68 +11774,42 @@
           <w:sz w:val="20"/>
           <w:szCs w:val="20"/>
         </w:rPr>
-        <w:t>vaccinated sub-</w:t>
-      </w:r>
-      <w:r>
-        <w:rPr>
-          <w:rFonts w:ascii="Aptos" w:hAnsi="Aptos"/>
-          <w:b/>
-          <w:bCs/>
+        <w:t>vaccinated sub-population</w:t>
+      </w:r>
+      <w:r>
+        <w:rPr>
+          <w:rFonts w:ascii="Aptos" w:hAnsi="Aptos"/>
           <w:sz w:val="20"/>
           <w:szCs w:val="20"/>
         </w:rPr>
-        <w:t>population</w:t>
-      </w:r>
+        <w:t xml:space="preserve">. Each row is a different sensitivity analysis/assumed vaccine uptake.  We compare algorithms to a baseline scenario in which current screening (V5U5A5; 5-yearly screening for all subpopulations) is </w:t>
+      </w:r>
+      <w:proofErr w:type="gramStart"/>
       <w:r>
         <w:rPr>
           <w:rFonts w:ascii="Aptos" w:hAnsi="Aptos"/>
           <w:sz w:val="20"/>
           <w:szCs w:val="20"/>
         </w:rPr>
-        <w:t xml:space="preserve">. Each row is a different sensitivity analysis/assumed vaccine uptake.  We compare algorithms to a baseline scenario in which current screening (V5U5A5; 5-yearly screening for all subpopulations) is </w:t>
-      </w:r>
-      <w:proofErr w:type="gramStart"/>
+        <w:t>continued, and</w:t>
+      </w:r>
+      <w:proofErr w:type="gramEnd"/>
       <w:r>
         <w:rPr>
           <w:rFonts w:ascii="Aptos" w:hAnsi="Aptos"/>
           <w:sz w:val="20"/>
           <w:szCs w:val="20"/>
         </w:rPr>
-        <w:t>continued, and</w:t>
-      </w:r>
-      <w:proofErr w:type="gramEnd"/>
+        <w:t xml:space="preserve"> compare in </w:t>
+      </w:r>
       <w:r>
         <w:rPr>
           <w:rFonts w:ascii="Aptos" w:hAnsi="Aptos"/>
           <w:sz w:val="20"/>
           <w:szCs w:val="20"/>
         </w:rPr>
-        <w:t xml:space="preserve"> compare in </w:t>
-      </w:r>
-      <w:r>
-        <w:rPr>
-          <w:rFonts w:ascii="Aptos" w:hAnsi="Aptos"/>
-          <w:sz w:val="20"/>
-          <w:szCs w:val="20"/>
-        </w:rPr>
         <w:lastRenderedPageBreak/>
-        <w:t xml:space="preserve">terms of Cervical Cancer Incidence (CCI) and Long-Term Undiagnosed cervical cancer Prevalence (LTUP). We consider outcomes to have ‘worsened’ according to two metrics: either a significant change in simulated outcome (t-tests conducted at the 1% significance level), or an effect size (Cohen’s d) greater than 0.45; we note effect size is invariant to number of repeated simulations and is therefore a more robust metric. For each row, we report the shortest extension of screening for vaccinated individuals (out of 5-yearly/no </w:t>
-      </w:r>
-      <w:r>
-        <w:rPr>
-          <w:rFonts w:ascii="Aptos" w:hAnsi="Aptos"/>
-          <w:sz w:val="20"/>
-          <w:szCs w:val="20"/>
-        </w:rPr>
-        <w:t>extension</w:t>
-      </w:r>
-      <w:r>
-        <w:rPr>
-          <w:rFonts w:ascii="Aptos" w:hAnsi="Aptos"/>
-          <w:sz w:val="20"/>
-          <w:szCs w:val="20"/>
-        </w:rPr>
-        <w:t>, 7-yearly, 10-yearly, 15-yearly, or removal of screening) that results in a worsening of outcomes. Therefore, extension of screening to one level lower than this, does not result in a worsening of outcomes.</w:t>
+        <w:t>terms of Cervical Cancer Incidence (CCI) and Long-Term Undiagnosed cervical cancer Prevalence (LTUP). We consider outcomes to have ‘worsened’ according to two metrics: either a significant change in simulated outcome (t-tests conducted at the 1% significance level), or an effect size (Cohen’s d) greater than 0.45; we note effect size is invariant to number of repeated simulations and is therefore a more robust metric. For each row, we report the shortest extension of screening for vaccinated individuals (out of 5-yearly/no extension, 7-yearly, 10-yearly, 15-yearly, or removal of screening) that results in a worsening of outcomes. Therefore, extension of screening to one level lower than this, does not result in a worsening of outcomes.</w:t>
       </w:r>
     </w:p>
     <w:p>
@@ -14349,15 +14244,7 @@
           <w:sz w:val="20"/>
           <w:szCs w:val="20"/>
         </w:rPr>
-        <w:t xml:space="preserve"> </w:t>
-      </w:r>
-      <w:r>
-        <w:rPr>
-          <w:rFonts w:ascii="Aptos" w:hAnsi="Aptos"/>
-          <w:sz w:val="20"/>
-          <w:szCs w:val="20"/>
-        </w:rPr>
-        <w:t xml:space="preserve">Summary of results when comparing all screening algorithms in terms of outcomes over the </w:t>
+        <w:t xml:space="preserve"> Summary of results when comparing all screening algorithms in terms of outcomes over the </w:t>
       </w:r>
       <w:r>
         <w:rPr>
@@ -14806,6 +14693,15 @@
     </w:p>
     <w:sdt>
       <w:sdtPr>
+        <w:rPr>
+          <w:rFonts w:ascii="Times New Roman" w:eastAsia="Times New Roman" w:hAnsi="Times New Roman" w:cs="Times New Roman"/>
+          <w:color w:val="auto"/>
+          <w:kern w:val="0"/>
+          <w:sz w:val="24"/>
+          <w:szCs w:val="24"/>
+          <w:lang w:eastAsia="en-GB"/>
+          <w14:ligatures w14:val="none"/>
+        </w:rPr>
         <w:id w:val="-810012382"/>
         <w:docPartObj>
           <w:docPartGallery w:val="Bibliographies"/>
@@ -14814,15 +14710,8 @@
       </w:sdtPr>
       <w:sdtEndPr>
         <w:rPr>
-          <w:rFonts w:ascii="Times New Roman" w:eastAsia="Times New Roman" w:hAnsi="Times New Roman" w:cs="Times New Roman"/>
           <w:b/>
           <w:bCs/>
-          <w:color w:val="auto"/>
-          <w:kern w:val="0"/>
-          <w:sz w:val="24"/>
-          <w:szCs w:val="24"/>
-          <w:lang w:eastAsia="en-GB"/>
-          <w14:ligatures w14:val="none"/>
         </w:rPr>
       </w:sdtEndPr>
       <w:sdtContent>
@@ -14894,7 +14783,7 @@
           </w:tblGrid>
           <w:tr>
             <w:trPr>
-              <w:divId w:val="1818916787"/>
+              <w:divId w:val="1615625474"/>
               <w:tblCellSpacing w:w="15" w:type="dxa"/>
             </w:trPr>
             <w:tc>
@@ -14954,7 +14843,7 @@
           </w:tr>
           <w:tr>
             <w:trPr>
-              <w:divId w:val="1818916787"/>
+              <w:divId w:val="1615625474"/>
               <w:tblCellSpacing w:w="15" w:type="dxa"/>
             </w:trPr>
             <w:tc>
@@ -15014,7 +14903,7 @@
           </w:tr>
           <w:tr>
             <w:trPr>
-              <w:divId w:val="1818916787"/>
+              <w:divId w:val="1615625474"/>
               <w:tblCellSpacing w:w="15" w:type="dxa"/>
             </w:trPr>
             <w:tc>
@@ -15060,7 +14949,7 @@
           </w:tr>
           <w:tr>
             <w:trPr>
-              <w:divId w:val="1818916787"/>
+              <w:divId w:val="1615625474"/>
               <w:tblCellSpacing w:w="15" w:type="dxa"/>
             </w:trPr>
             <w:tc>
@@ -15120,7 +15009,7 @@
           </w:tr>
           <w:tr>
             <w:trPr>
-              <w:divId w:val="1818916787"/>
+              <w:divId w:val="1615625474"/>
               <w:tblCellSpacing w:w="15" w:type="dxa"/>
             </w:trPr>
             <w:tc>
@@ -15180,7 +15069,7 @@
           </w:tr>
           <w:tr>
             <w:trPr>
-              <w:divId w:val="1818916787"/>
+              <w:divId w:val="1615625474"/>
               <w:tblCellSpacing w:w="15" w:type="dxa"/>
             </w:trPr>
             <w:tc>
@@ -15227,7 +15116,7 @@
         </w:tbl>
         <w:p>
           <w:pPr>
-            <w:divId w:val="1818916787"/>
+            <w:divId w:val="1615625474"/>
             <w:rPr>
               <w:noProof/>
             </w:rPr>
